--- a/Checkpoint 1.1/Required_Capstone_Checkpoint_1_1_Worksheet.docx
+++ b/Checkpoint 1.1/Required_Capstone_Checkpoint_1_1_Worksheet.docx
@@ -244,7 +244,27 @@
           <w:sz w:val="24"/>
           <w:szCs w:val="24"/>
         </w:rPr>
-        <w:t>Reflect on how retrieval quality affects reliability and user trust</w:t>
+        <w:t xml:space="preserve">Reflect on how retrieval quality </w:t>
+      </w:r>
+      <w:proofErr w:type="gramStart"/>
+      <w:r>
+        <w:rPr>
+          <w:rFonts w:eastAsia="Aptos"/>
+          <w:color w:val="000000"/>
+          <w:sz w:val="24"/>
+          <w:szCs w:val="24"/>
+        </w:rPr>
+        <w:t>affects</w:t>
+      </w:r>
+      <w:proofErr w:type="gramEnd"/>
+      <w:r>
+        <w:rPr>
+          <w:rFonts w:eastAsia="Aptos"/>
+          <w:color w:val="000000"/>
+          <w:sz w:val="24"/>
+          <w:szCs w:val="24"/>
+        </w:rPr>
+        <w:t xml:space="preserve"> reliability and user trust</w:t>
       </w:r>
     </w:p>
     <w:p>
@@ -922,14 +942,32 @@
                 <w:sz w:val="24"/>
                 <w:szCs w:val="24"/>
               </w:rPr>
-              <w:t xml:space="preserve">Relevant sentence from the article: </w:t>
-            </w:r>
-            <w:r>
-              <w:rPr>
-                <w:sz w:val="24"/>
-                <w:szCs w:val="24"/>
-              </w:rPr>
-              <w:t xml:space="preserve"> “Construction started on March 17, 1930, and the building was completed and officially opened on May 1, 1931.”</w:t>
+              <w:t>Relevant sentence from the article</w:t>
+            </w:r>
+            <w:proofErr w:type="gramStart"/>
+            <w:r>
+              <w:rPr>
+                <w:b/>
+                <w:bCs/>
+                <w:sz w:val="24"/>
+                <w:szCs w:val="24"/>
+              </w:rPr>
+              <w:t xml:space="preserve">: </w:t>
+            </w:r>
+            <w:r>
+              <w:rPr>
+                <w:sz w:val="24"/>
+                <w:szCs w:val="24"/>
+              </w:rPr>
+              <w:t xml:space="preserve"> “</w:t>
+            </w:r>
+            <w:proofErr w:type="gramEnd"/>
+            <w:r>
+              <w:rPr>
+                <w:sz w:val="24"/>
+                <w:szCs w:val="24"/>
+              </w:rPr>
+              <w:t>Construction started on March 17, 1930, and the building was completed and officially opened on May 1, 1931.”</w:t>
             </w:r>
           </w:p>
           <w:p>
@@ -941,18 +979,44 @@
             </w:pPr>
             <w:r>
               <w:rPr>
-                <w:sz w:val="24"/>
-                <w:szCs w:val="24"/>
-              </w:rPr>
-              <w:t xml:space="preserve">Actual Quote:  </w:t>
-            </w:r>
-            <w:r>
-              <w:rPr>
-                <w:color w:val="EE0000"/>
-                <w:sz w:val="24"/>
-                <w:szCs w:val="24"/>
-              </w:rPr>
-              <w:t>Construction started on March 17, 1930, and the building opened thirteen and a half months afterward on May 1, 1931.</w:t>
+                <w:b/>
+                <w:bCs/>
+                <w:sz w:val="24"/>
+                <w:szCs w:val="24"/>
+              </w:rPr>
+              <w:t>Actual Quote</w:t>
+            </w:r>
+            <w:proofErr w:type="gramStart"/>
+            <w:r>
+              <w:rPr>
+                <w:b/>
+                <w:bCs/>
+                <w:sz w:val="24"/>
+                <w:szCs w:val="24"/>
+              </w:rPr>
+              <w:t>:</w:t>
+            </w:r>
+            <w:r>
+              <w:rPr>
+                <w:sz w:val="24"/>
+                <w:szCs w:val="24"/>
+              </w:rPr>
+              <w:t xml:space="preserve">  </w:t>
+            </w:r>
+            <w:r>
+              <w:rPr>
+                <w:sz w:val="24"/>
+                <w:szCs w:val="24"/>
+              </w:rPr>
+              <w:t>Construction</w:t>
+            </w:r>
+            <w:proofErr w:type="gramEnd"/>
+            <w:r>
+              <w:rPr>
+                <w:sz w:val="24"/>
+                <w:szCs w:val="24"/>
+              </w:rPr>
+              <w:t xml:space="preserve"> started on March 17, 1930, and the building opened thirteen and a half months afterward on May 1, 1931.</w:t>
             </w:r>
           </w:p>
         </w:tc>
@@ -1093,82 +1157,48 @@
                 <w:sz w:val="24"/>
                 <w:szCs w:val="24"/>
               </w:rPr>
-              <w:t>Relevant Sentence:  “She studied chemistry at Somerville College, Oxford, and worked briefly as a research chemist before becoming a barrister and then entering politics.”</w:t>
+              <w:t>Relevant Sentence</w:t>
+            </w:r>
+            <w:proofErr w:type="gramStart"/>
+            <w:r>
+              <w:rPr>
+                <w:sz w:val="24"/>
+                <w:szCs w:val="24"/>
+              </w:rPr>
+              <w:t>:  “</w:t>
+            </w:r>
+            <w:proofErr w:type="gramEnd"/>
+            <w:r>
+              <w:rPr>
+                <w:sz w:val="24"/>
+                <w:szCs w:val="24"/>
+              </w:rPr>
+              <w:t>She studied chemistry at Somerville College, Oxford, and worked briefly as a research chemist before becoming a barrister and then entering politics.”</w:t>
             </w:r>
           </w:p>
           <w:p>
             <w:pPr>
               <w:rPr>
-                <w:color w:val="EE0000"/>
                 <w:sz w:val="24"/>
                 <w:szCs w:val="24"/>
               </w:rPr>
             </w:pPr>
             <w:r>
               <w:rPr>
-                <w:color w:val="EE0000"/>
+                <w:b/>
+                <w:bCs/>
                 <w:sz w:val="24"/>
                 <w:szCs w:val="24"/>
               </w:rPr>
               <w:lastRenderedPageBreak/>
-              <w:t>Actual Quote: Thatcher studied chemistry at </w:t>
-            </w:r>
-            <w:hyperlink r:id="rId8" w:tooltip="Somerville College, Oxford" w:history="1">
-              <w:r>
-                <w:rPr>
-                  <w:rStyle w:val="Hyperlink"/>
-                  <w:color w:val="EE0000"/>
-                  <w:sz w:val="24"/>
-                  <w:szCs w:val="24"/>
-                </w:rPr>
-                <w:t>Somerville College, Oxford</w:t>
-              </w:r>
-            </w:hyperlink>
-            <w:r>
-              <w:rPr>
-                <w:color w:val="EE0000"/>
-                <w:sz w:val="24"/>
-                <w:szCs w:val="24"/>
-              </w:rPr>
-              <w:t>, and worked briefly as a </w:t>
-            </w:r>
-            <w:hyperlink r:id="rId9" w:tooltip="Research chemist" w:history="1">
-              <w:r>
-                <w:rPr>
-                  <w:rStyle w:val="Hyperlink"/>
-                  <w:color w:val="EE0000"/>
-                  <w:sz w:val="24"/>
-                  <w:szCs w:val="24"/>
-                </w:rPr>
-                <w:t>research chemist</w:t>
-              </w:r>
-            </w:hyperlink>
-            <w:r>
-              <w:rPr>
-                <w:color w:val="EE0000"/>
-                <w:sz w:val="24"/>
-                <w:szCs w:val="24"/>
-              </w:rPr>
-              <w:t> before becoming a </w:t>
-            </w:r>
-            <w:hyperlink r:id="rId10" w:tooltip="Barristers in England and Wales" w:history="1">
-              <w:r>
-                <w:rPr>
-                  <w:rStyle w:val="Hyperlink"/>
-                  <w:color w:val="EE0000"/>
-                  <w:sz w:val="24"/>
-                  <w:szCs w:val="24"/>
-                </w:rPr>
-                <w:t>barrister</w:t>
-              </w:r>
-            </w:hyperlink>
-            <w:r>
-              <w:rPr>
-                <w:color w:val="EE0000"/>
-                <w:sz w:val="24"/>
-                <w:szCs w:val="24"/>
-              </w:rPr>
-              <w:t>.</w:t>
+              <w:t>Actual Quote:</w:t>
+            </w:r>
+            <w:r>
+              <w:rPr>
+                <w:sz w:val="24"/>
+                <w:szCs w:val="24"/>
+              </w:rPr>
+              <w:t xml:space="preserve"> Thatcher studied chemistry at Somerville College, Oxford, and worked briefly as a research chemist before becoming a barrister.</w:t>
             </w:r>
           </w:p>
         </w:tc>
@@ -1320,8 +1350,19 @@
                 <w:sz w:val="24"/>
                 <w:szCs w:val="24"/>
               </w:rPr>
-              <w:t>what it generally knows and what the supplied documents actually say</w:t>
-            </w:r>
+              <w:t xml:space="preserve">what it generally knows and what the supplied documents </w:t>
+            </w:r>
+            <w:proofErr w:type="gramStart"/>
+            <w:r>
+              <w:rPr>
+                <w:b/>
+                <w:bCs/>
+                <w:sz w:val="24"/>
+                <w:szCs w:val="24"/>
+              </w:rPr>
+              <w:t>actually say</w:t>
+            </w:r>
+            <w:proofErr w:type="gramEnd"/>
             <w:r>
               <w:rPr>
                 <w:sz w:val="24"/>
@@ -1365,7 +1406,17 @@
                 <w:sz w:val="24"/>
                 <w:szCs w:val="24"/>
               </w:rPr>
-              <w:t>Empire State Building</w:t>
+              <w:t xml:space="preserve">Empire State </w:t>
+            </w:r>
+            <w:proofErr w:type="gramStart"/>
+            <w:r>
+              <w:rPr>
+                <w:b/>
+                <w:bCs/>
+                <w:sz w:val="24"/>
+                <w:szCs w:val="24"/>
+              </w:rPr>
+              <w:t>Building</w:t>
             </w:r>
             <w:r>
               <w:rPr>
@@ -1376,14 +1427,25 @@
               </w:rPr>
               <w:t>(</w:t>
             </w:r>
-            <w:r>
-              <w:rPr>
-                <w:b/>
-                <w:bCs/>
-                <w:sz w:val="24"/>
-                <w:szCs w:val="24"/>
-              </w:rPr>
-              <w:t xml:space="preserve">Hallucinated or inaccurate quotations) </w:t>
+            <w:proofErr w:type="gramEnd"/>
+            <w:r>
+              <w:rPr>
+                <w:b/>
+                <w:bCs/>
+                <w:sz w:val="24"/>
+                <w:szCs w:val="24"/>
+              </w:rPr>
+              <w:t>Hallucinated or inaccurate quotations</w:t>
+            </w:r>
+            <w:proofErr w:type="gramStart"/>
+            <w:r>
+              <w:rPr>
+                <w:b/>
+                <w:bCs/>
+                <w:sz w:val="24"/>
+                <w:szCs w:val="24"/>
+              </w:rPr>
+              <w:t xml:space="preserve">) </w:t>
             </w:r>
             <w:r>
               <w:rPr>
@@ -1394,12 +1456,29 @@
               </w:rPr>
               <w:t>:</w:t>
             </w:r>
-            <w:r>
-              <w:rPr>
-                <w:sz w:val="24"/>
-                <w:szCs w:val="24"/>
-              </w:rPr>
-              <w:t xml:space="preserve"> The model gave a generally correct opening date but constructed a plausible-sounding “direct quote” rather than reproducing the article exactly.  </w:t>
+            <w:proofErr w:type="gramEnd"/>
+            <w:r>
+              <w:rPr>
+                <w:sz w:val="24"/>
+                <w:szCs w:val="24"/>
+              </w:rPr>
+              <w:t xml:space="preserve"> The model gave a generally correct opening date but constructed a </w:t>
+            </w:r>
+            <w:proofErr w:type="gramStart"/>
+            <w:r>
+              <w:rPr>
+                <w:sz w:val="24"/>
+                <w:szCs w:val="24"/>
+              </w:rPr>
+              <w:t>plausible-sounding</w:t>
+            </w:r>
+            <w:proofErr w:type="gramEnd"/>
+            <w:r>
+              <w:rPr>
+                <w:sz w:val="24"/>
+                <w:szCs w:val="24"/>
+              </w:rPr>
+              <w:t xml:space="preserve"> “direct quote” rather than reproducing the article exactly.  </w:t>
             </w:r>
           </w:p>
           <w:p>
@@ -1525,7 +1604,27 @@
                 <w:sz w:val="24"/>
                 <w:szCs w:val="24"/>
               </w:rPr>
-              <w:t>Thatcher vs. Hitler(Cross-document grounding limitation):</w:t>
+              <w:t xml:space="preserve">Thatcher vs. </w:t>
+            </w:r>
+            <w:proofErr w:type="gramStart"/>
+            <w:r>
+              <w:rPr>
+                <w:b/>
+                <w:bCs/>
+                <w:sz w:val="24"/>
+                <w:szCs w:val="24"/>
+              </w:rPr>
+              <w:t>Hitler(</w:t>
+            </w:r>
+            <w:proofErr w:type="gramEnd"/>
+            <w:r>
+              <w:rPr>
+                <w:b/>
+                <w:bCs/>
+                <w:sz w:val="24"/>
+                <w:szCs w:val="24"/>
+              </w:rPr>
+              <w:t>Cross-document grounding limitation):</w:t>
             </w:r>
             <w:r>
               <w:rPr>
@@ -1547,14 +1646,25 @@
                 <w:szCs w:val="24"/>
               </w:rPr>
             </w:pPr>
-            <w:r>
-              <w:rPr>
-                <w:b/>
-                <w:bCs/>
-                <w:sz w:val="24"/>
-                <w:szCs w:val="24"/>
-              </w:rPr>
-              <w:t>Emirates(Correct facts but ungrounded source attribution</w:t>
+            <w:proofErr w:type="gramStart"/>
+            <w:r>
+              <w:rPr>
+                <w:b/>
+                <w:bCs/>
+                <w:sz w:val="24"/>
+                <w:szCs w:val="24"/>
+              </w:rPr>
+              <w:t>Emirates(</w:t>
+            </w:r>
+            <w:proofErr w:type="gramEnd"/>
+            <w:r>
+              <w:rPr>
+                <w:b/>
+                <w:bCs/>
+                <w:sz w:val="24"/>
+                <w:szCs w:val="24"/>
+              </w:rPr>
+              <w:t>Correct facts but ungrounded source attribution</w:t>
             </w:r>
             <w:r>
               <w:rPr>
@@ -1599,7 +1709,27 @@
                 <w:sz w:val="24"/>
                 <w:szCs w:val="24"/>
               </w:rPr>
-              <w:t>Steve Jobs personal-computer revolution(Hallucination / partial factual accuracy):</w:t>
+              <w:t xml:space="preserve">Steve Jobs personal-computer </w:t>
+            </w:r>
+            <w:proofErr w:type="gramStart"/>
+            <w:r>
+              <w:rPr>
+                <w:b/>
+                <w:bCs/>
+                <w:sz w:val="24"/>
+                <w:szCs w:val="24"/>
+              </w:rPr>
+              <w:t>revolution(</w:t>
+            </w:r>
+            <w:proofErr w:type="gramEnd"/>
+            <w:r>
+              <w:rPr>
+                <w:b/>
+                <w:bCs/>
+                <w:sz w:val="24"/>
+                <w:szCs w:val="24"/>
+              </w:rPr>
+              <w:t>Hallucination / partial factual accuracy):</w:t>
             </w:r>
             <w:r>
               <w:rPr>
@@ -1957,27 +2087,51 @@
                 <w:sz w:val="24"/>
                 <w:szCs w:val="24"/>
               </w:rPr>
-              <w:t>Reliable responses require both factual accuracy and traceable evidence from the designated corpus.</w:t>
-            </w:r>
-            <w:r>
-              <w:rPr>
-                <w:b/>
-                <w:bCs/>
-                <w:sz w:val="24"/>
-                <w:szCs w:val="24"/>
-              </w:rPr>
-              <w:t>Correct answer ≠ grounded answer.</w:t>
+              <w:t xml:space="preserve">Reliable responses require both factual accuracy and traceable evidence from the designated </w:t>
+            </w:r>
+            <w:proofErr w:type="spellStart"/>
+            <w:proofErr w:type="gramStart"/>
+            <w:r>
+              <w:rPr>
+                <w:sz w:val="24"/>
+                <w:szCs w:val="24"/>
+              </w:rPr>
+              <w:t>corpus.</w:t>
+            </w:r>
+            <w:r>
+              <w:rPr>
+                <w:b/>
+                <w:bCs/>
+                <w:sz w:val="24"/>
+                <w:szCs w:val="24"/>
+              </w:rPr>
+              <w:t>Correct</w:t>
+            </w:r>
+            <w:proofErr w:type="spellEnd"/>
+            <w:proofErr w:type="gramEnd"/>
+            <w:r>
+              <w:rPr>
+                <w:b/>
+                <w:bCs/>
+                <w:sz w:val="24"/>
+                <w:szCs w:val="24"/>
+              </w:rPr>
+              <w:t xml:space="preserve"> answer ≠ grounded answer.</w:t>
             </w:r>
           </w:p>
           <w:p>
             <w:pPr>
               <w:rPr>
+                <w:b/>
+                <w:bCs/>
                 <w:sz w:val="24"/>
                 <w:szCs w:val="24"/>
               </w:rPr>
             </w:pPr>
             <w:r>
               <w:rPr>
+                <w:b/>
+                <w:bCs/>
                 <w:sz w:val="24"/>
                 <w:szCs w:val="24"/>
               </w:rPr>
@@ -2137,7 +2291,15 @@
                 <w:sz w:val="24"/>
                 <w:szCs w:val="24"/>
               </w:rPr>
-              <w:t>Yes, retrieval is required for the Wikipedia Retrieval Engine. The baseline model could answer some factual questions from it</w:t>
+              <w:t xml:space="preserve">Yes, retrieval is required for the Wikipedia Retrieval Engine. The baseline model could answer some factual questions from </w:t>
+            </w:r>
+            <w:proofErr w:type="gramStart"/>
+            <w:r>
+              <w:rPr>
+                <w:sz w:val="24"/>
+                <w:szCs w:val="24"/>
+              </w:rPr>
+              <w:t>it</w:t>
             </w:r>
             <w:r>
               <w:rPr>
@@ -2146,6 +2308,7 @@
               </w:rPr>
               <w:t>s</w:t>
             </w:r>
+            <w:proofErr w:type="gramEnd"/>
             <w:r>
               <w:rPr>
                 <w:sz w:val="24"/>
@@ -2589,7 +2752,15 @@
                 <w:sz w:val="24"/>
                 <w:szCs w:val="24"/>
               </w:rPr>
-              <w:t xml:space="preserve"> Retrieval is necessary to improve factual grounding, quotation accuracy, source attribution, and cross-document reasoning. The goal is to transform </w:t>
+              <w:t xml:space="preserve"> Retrieval is necessary to improve factual grounding, quotation accuracy, source attribution, and cross-document reasoning. The goal is to </w:t>
+            </w:r>
+            <w:proofErr w:type="gramStart"/>
+            <w:r>
+              <w:rPr>
+                <w:sz w:val="24"/>
+                <w:szCs w:val="24"/>
+              </w:rPr>
+              <w:t xml:space="preserve">transform </w:t>
             </w:r>
             <w:r>
               <w:rPr>
@@ -2603,7 +2774,15 @@
                 <w:sz w:val="24"/>
                 <w:szCs w:val="24"/>
               </w:rPr>
-              <w:t>the baseline LLM from a general-knowledge chatbot into a source-grounded question-answering system.</w:t>
+              <w:t>the</w:t>
+            </w:r>
+            <w:proofErr w:type="gramEnd"/>
+            <w:r>
+              <w:rPr>
+                <w:sz w:val="24"/>
+                <w:szCs w:val="24"/>
+              </w:rPr>
+              <w:t xml:space="preserve"> baseline LLM from a general-knowledge chatbot into a source-grounded question-answering system.</w:t>
             </w:r>
           </w:p>
           <w:p>
@@ -2923,7 +3102,37 @@
                 <w:sz w:val="24"/>
                 <w:szCs w:val="24"/>
               </w:rPr>
-              <w:t xml:space="preserve"> needed to verify and support the generated answer. </w:t>
+              <w:t xml:space="preserve"> </w:t>
+            </w:r>
+            <w:proofErr w:type="gramStart"/>
+            <w:r>
+              <w:rPr>
+                <w:sz w:val="24"/>
+                <w:szCs w:val="24"/>
+              </w:rPr>
+              <w:t>needed</w:t>
+            </w:r>
+            <w:proofErr w:type="gramEnd"/>
+            <w:r>
+              <w:rPr>
+                <w:sz w:val="24"/>
+                <w:szCs w:val="24"/>
+              </w:rPr>
+              <w:t xml:space="preserve"> to verify and support the </w:t>
+            </w:r>
+            <w:r>
+              <w:rPr>
+                <w:sz w:val="24"/>
+                <w:szCs w:val="24"/>
+              </w:rPr>
+              <w:t>answer generated</w:t>
+            </w:r>
+            <w:r>
+              <w:rPr>
+                <w:sz w:val="24"/>
+                <w:szCs w:val="24"/>
+              </w:rPr>
+              <w:t xml:space="preserve">. </w:t>
             </w:r>
           </w:p>
           <w:p>
@@ -3440,7 +3649,27 @@
           <w:sz w:val="24"/>
           <w:szCs w:val="24"/>
         </w:rPr>
-        <w:t>Describe what you would investigate or improve next as you continue developing your capstone system.</w:t>
+        <w:t xml:space="preserve">Describe what you </w:t>
+      </w:r>
+      <w:proofErr w:type="gramStart"/>
+      <w:r>
+        <w:rPr>
+          <w:rFonts w:eastAsia="Aptos"/>
+          <w:color w:val="000000"/>
+          <w:sz w:val="24"/>
+          <w:szCs w:val="24"/>
+        </w:rPr>
+        <w:t>would</w:t>
+      </w:r>
+      <w:proofErr w:type="gramEnd"/>
+      <w:r>
+        <w:rPr>
+          <w:rFonts w:eastAsia="Aptos"/>
+          <w:color w:val="000000"/>
+          <w:sz w:val="24"/>
+          <w:szCs w:val="24"/>
+        </w:rPr>
+        <w:t xml:space="preserve"> investigate or improve next as you continue developing your capstone system.</w:t>
       </w:r>
     </w:p>
     <w:tbl>
@@ -3855,6 +4084,16 @@
                 <w:szCs w:val="24"/>
               </w:rPr>
             </w:pPr>
+            <w:hyperlink r:id="rId8" w:history="1">
+              <w:r>
+                <w:rPr>
+                  <w:rStyle w:val="Hyperlink"/>
+                  <w:sz w:val="24"/>
+                  <w:szCs w:val="24"/>
+                </w:rPr>
+                <w:t>WikipediaRetrievalEngine.docx</w:t>
+              </w:r>
+            </w:hyperlink>
           </w:p>
           <w:p>
             <w:pPr>
@@ -3949,6 +4188,110 @@
                 <w:szCs w:val="24"/>
               </w:rPr>
             </w:pPr>
+            <w:hyperlink r:id="rId9" w:history="1">
+              <w:r>
+                <w:rPr>
+                  <w:rStyle w:val="Hyperlink"/>
+                  <w:sz w:val="24"/>
+                  <w:szCs w:val="24"/>
+                </w:rPr>
+                <w:t>checkpoint_1_1_responses_1.log</w:t>
+              </w:r>
+            </w:hyperlink>
+          </w:p>
+          <w:p>
+            <w:pPr>
+              <w:jc w:val="center"/>
+              <w:rPr>
+                <w:sz w:val="24"/>
+                <w:szCs w:val="24"/>
+              </w:rPr>
+            </w:pPr>
+          </w:p>
+        </w:tc>
+      </w:tr>
+      <w:tr>
+        <w:trPr>
+          <w:trHeight w:val="53"/>
+        </w:trPr>
+        <w:tc>
+          <w:tcPr>
+            <w:tcW w:w="5040" w:type="dxa"/>
+            <w:tcBorders>
+              <w:top w:val="single" w:sz="6" w:space="0" w:color="BFBFBF"/>
+              <w:left w:val="single" w:sz="6" w:space="0" w:color="BFBFBF"/>
+              <w:bottom w:val="single" w:sz="6" w:space="0" w:color="BFBFBF"/>
+              <w:right w:val="single" w:sz="6" w:space="0" w:color="BFBFBF"/>
+            </w:tcBorders>
+          </w:tcPr>
+          <w:p>
+            <w:pPr>
+              <w:jc w:val="center"/>
+            </w:pPr>
+          </w:p>
+          <w:p>
+            <w:pPr>
+              <w:jc w:val="center"/>
+            </w:pPr>
+            <w:r>
+              <w:t>Capstone_checkpoint</w:t>
+            </w:r>
+            <w:r>
+              <w:t>_1_1_baseline_solution.py</w:t>
+            </w:r>
+          </w:p>
+        </w:tc>
+        <w:tc>
+          <w:tcPr>
+            <w:tcW w:w="5040" w:type="dxa"/>
+            <w:tcBorders>
+              <w:top w:val="single" w:sz="6" w:space="0" w:color="BFBFBF"/>
+              <w:left w:val="single" w:sz="6" w:space="0" w:color="BFBFBF"/>
+              <w:bottom w:val="single" w:sz="6" w:space="0" w:color="BFBFBF"/>
+              <w:right w:val="single" w:sz="6" w:space="0" w:color="BFBFBF"/>
+            </w:tcBorders>
+          </w:tcPr>
+          <w:p>
+            <w:pPr>
+              <w:jc w:val="center"/>
+              <w:rPr>
+                <w:sz w:val="24"/>
+                <w:szCs w:val="24"/>
+              </w:rPr>
+            </w:pPr>
+          </w:p>
+          <w:p>
+            <w:pPr>
+              <w:jc w:val="center"/>
+              <w:rPr>
+                <w:sz w:val="24"/>
+                <w:szCs w:val="24"/>
+              </w:rPr>
+            </w:pPr>
+            <w:r>
+              <w:rPr>
+                <w:sz w:val="24"/>
+                <w:szCs w:val="24"/>
+              </w:rPr>
+              <w:t>Solution file</w:t>
+            </w:r>
+          </w:p>
+          <w:p>
+            <w:pPr>
+              <w:jc w:val="center"/>
+              <w:rPr>
+                <w:sz w:val="24"/>
+                <w:szCs w:val="24"/>
+              </w:rPr>
+            </w:pPr>
+            <w:hyperlink r:id="rId10" w:history="1">
+              <w:r>
+                <w:rPr>
+                  <w:rStyle w:val="Hyperlink"/>
+                </w:rPr>
+                <w:t>Capstone_checkpoint_1_1_baseline_solution.py</w:t>
+              </w:r>
+            </w:hyperlink>
           </w:p>
         </w:tc>
       </w:tr>
@@ -4034,8 +4377,19 @@
         <w:sz w:val="22"/>
         <w:szCs w:val="22"/>
       </w:rPr>
-      <w:t>© MIT xPRO</w:t>
+      <w:t xml:space="preserve">© MIT </w:t>
     </w:r>
+    <w:proofErr w:type="spellStart"/>
+    <w:r>
+      <w:rPr>
+        <w:rFonts w:ascii="Calibri" w:eastAsia="Calibri" w:hAnsi="Calibri" w:cs="Calibri"/>
+        <w:color w:val="000000"/>
+        <w:sz w:val="22"/>
+        <w:szCs w:val="22"/>
+      </w:rPr>
+      <w:t>xPRO</w:t>
+    </w:r>
+    <w:proofErr w:type="spellEnd"/>
     <w:r>
       <w:rPr>
         <w:rFonts w:ascii="Calibri" w:eastAsia="Calibri" w:hAnsi="Calibri" w:cs="Calibri"/>
@@ -6765,6 +7119,18 @@
       <w:bCs/>
     </w:rPr>
   </w:style>
+  <w:style w:type="character" w:styleId="UnresolvedMention">
+    <w:name w:val="Unresolved Mention"/>
+    <w:basedOn w:val="DefaultParagraphFont"/>
+    <w:uiPriority w:val="99"/>
+    <w:semiHidden/>
+    <w:unhideWhenUsed/>
+    <w:rsid w:val="00512851"/>
+    <w:rPr>
+      <w:color w:val="605E5C"/>
+      <w:shd w:val="clear" w:color="auto" w:fill="E1DFDD"/>
+    </w:rPr>
+  </w:style>
 </w:styles>
 </file>
 
